--- a/第六单元课后作业/第22课 皇帝的新装 课后作业及答案.docx
+++ b/第六单元课后作业/第22课 皇帝的新装 课后作业及答案.docx
@@ -49,7 +49,7 @@
           <w:b/>
           <w:sz w:val="28"/>
         </w:rPr>
-        <w:t>一、积累与运用（每题2分，共10分）</w:t>
+        <w:t>一、积累与运用（共10分）</w:t>
       </w:r>
     </w:p>
     <w:p>
@@ -63,7 +63,7 @@
           <w:b w:val="0"/>
           <w:sz w:val="24"/>
         </w:rPr>
-        <w:t>1. 下列加点字注音完全正确的一项是（  ）</w:t>
+        <w:t>1.注音正确：A.称职zhí炫耀xuán B.称职zhí炫耀xuàn C.称职zhì炫耀xuàn</w:t>
       </w:r>
     </w:p>
     <w:p>
@@ -77,7 +77,7 @@
           <w:b w:val="0"/>
           <w:sz w:val="24"/>
         </w:rPr>
-        <w:t>A. 称职（zhí）  炫耀（xuán）  滑稽（jī）</w:t>
+        <w:t>2.书写有误：A.骇人听闻 B.随声附和 C.私人传播 D.装模作样</w:t>
       </w:r>
     </w:p>
     <w:p>
@@ -91,7 +91,7 @@
           <w:b w:val="0"/>
           <w:sz w:val="24"/>
         </w:rPr>
-        <w:t>B. 称职（zhì）  炫耀（xuàn）  滑稽（jī）</w:t>
+        <w:t>3.成语不恰当：A.爱美极点 B.忙忙碌碌 C.随声附和称赞 D.装模作样</w:t>
       </w:r>
     </w:p>
     <w:p>
@@ -105,7 +105,7 @@
           <w:b w:val="0"/>
           <w:sz w:val="24"/>
         </w:rPr>
-        <w:t>C. 称职（zhí）  炫耀（xuàn）  滑稽（jǐ）</w:t>
+        <w:t>4.排序：①骗子谎言②派大臣③孩子揭穿④全城议论 → A.①②④③</w:t>
       </w:r>
     </w:p>
     <w:p>
@@ -119,270 +119,7 @@
           <w:b w:val="0"/>
           <w:sz w:val="24"/>
         </w:rPr>
-        <w:t>D. 称职（zhì）  炫耀（xuán）  滑稽（jǐ）</w:t>
-      </w:r>
-    </w:p>
-    <w:p>
-      <w:pPr>
-        <w:spacing w:line="360" w:lineRule="auto"/>
-        <w:ind w:firstLine="420"/>
-      </w:pPr>
-      <w:r>
-        <w:rPr>
-          <w:rFonts w:ascii="宋体" w:hAnsi="宋体" w:eastAsia="宋体"/>
-          <w:b w:val="0"/>
-          <w:sz w:val="24"/>
-        </w:rPr>
-        <w:t>2. 下列词语书写有误的一项是（  ）</w:t>
-      </w:r>
-    </w:p>
-    <w:p>
-      <w:pPr>
-        <w:spacing w:line="360" w:lineRule="auto"/>
-        <w:ind w:firstLine="420"/>
-      </w:pPr>
-      <w:r>
-        <w:rPr>
-          <w:rFonts w:ascii="宋体" w:hAnsi="宋体" w:eastAsia="宋体"/>
-          <w:b w:val="0"/>
-          <w:sz w:val="24"/>
-        </w:rPr>
-        <w:t>A. 骇人听闻  随声附和  无可救药</w:t>
-      </w:r>
-    </w:p>
-    <w:p>
-      <w:pPr>
-        <w:spacing w:line="360" w:lineRule="auto"/>
-        <w:ind w:firstLine="420"/>
-      </w:pPr>
-      <w:r>
-        <w:rPr>
-          <w:rFonts w:ascii="宋体" w:hAnsi="宋体" w:eastAsia="宋体"/>
-          <w:b w:val="0"/>
-          <w:sz w:val="24"/>
-        </w:rPr>
-        <w:t>B. 游行大典  愚蠢至极  狡猾奸诈</w:t>
-      </w:r>
-    </w:p>
-    <w:p>
-      <w:pPr>
-        <w:spacing w:line="360" w:lineRule="auto"/>
-        <w:ind w:firstLine="420"/>
-      </w:pPr>
-      <w:r>
-        <w:rPr>
-          <w:rFonts w:ascii="宋体" w:hAnsi="宋体" w:eastAsia="宋体"/>
-          <w:b w:val="0"/>
-          <w:sz w:val="24"/>
-        </w:rPr>
-        <w:t>C. 钦差大臣  装模作样  眉开眼笑</w:t>
-      </w:r>
-    </w:p>
-    <w:p>
-      <w:pPr>
-        <w:spacing w:line="360" w:lineRule="auto"/>
-        <w:ind w:firstLine="420"/>
-      </w:pPr>
-      <w:r>
-        <w:rPr>
-          <w:rFonts w:ascii="宋体" w:hAnsi="宋体" w:eastAsia="宋体"/>
-          <w:b w:val="0"/>
-          <w:sz w:val="24"/>
-        </w:rPr>
-        <w:t>D. 华而不实  私人传播  不可理喻</w:t>
-      </w:r>
-    </w:p>
-    <w:p>
-      <w:pPr>
-        <w:spacing w:line="360" w:lineRule="auto"/>
-        <w:ind w:firstLine="420"/>
-      </w:pPr>
-      <w:r>
-        <w:rPr>
-          <w:rFonts w:ascii="宋体" w:hAnsi="宋体" w:eastAsia="宋体"/>
-          <w:b w:val="0"/>
-          <w:sz w:val="24"/>
-        </w:rPr>
-        <w:t>3. 下列句中加点成语使用不恰当的一项是（  ）</w:t>
-      </w:r>
-    </w:p>
-    <w:p>
-      <w:pPr>
-        <w:spacing w:line="360" w:lineRule="auto"/>
-        <w:ind w:firstLine="420"/>
-      </w:pPr>
-      <w:r>
-        <w:rPr>
-          <w:rFonts w:ascii="宋体" w:hAnsi="宋体" w:eastAsia="宋体"/>
-          <w:b w:val="0"/>
-          <w:sz w:val="24"/>
-        </w:rPr>
-        <w:t>A. 皇帝每一天每一点钟都要换一套衣服，真是爱美到了极点。</w:t>
-      </w:r>
-    </w:p>
-    <w:p>
-      <w:pPr>
-        <w:spacing w:line="360" w:lineRule="auto"/>
-        <w:ind w:firstLine="420"/>
-      </w:pPr>
-      <w:r>
-        <w:rPr>
-          <w:rFonts w:ascii="宋体" w:hAnsi="宋体" w:eastAsia="宋体"/>
-          <w:b w:val="0"/>
-          <w:sz w:val="24"/>
-        </w:rPr>
-        <w:t>B. 两个骗子在空织布机前忙忙碌碌，其实什么也没有织。</w:t>
-      </w:r>
-    </w:p>
-    <w:p>
-      <w:pPr>
-        <w:spacing w:line="360" w:lineRule="auto"/>
-        <w:ind w:firstLine="420"/>
-      </w:pPr>
-      <w:r>
-        <w:rPr>
-          <w:rFonts w:ascii="宋体" w:hAnsi="宋体" w:eastAsia="宋体"/>
-          <w:b w:val="0"/>
-          <w:sz w:val="24"/>
-        </w:rPr>
-        <w:t>C. 听到孩子说出真相，大家都随声附和，称赞皇帝的新装漂亮。</w:t>
-      </w:r>
-    </w:p>
-    <w:p>
-      <w:pPr>
-        <w:spacing w:line="360" w:lineRule="auto"/>
-        <w:ind w:firstLine="420"/>
-      </w:pPr>
-      <w:r>
-        <w:rPr>
-          <w:rFonts w:ascii="宋体" w:hAnsi="宋体" w:eastAsia="宋体"/>
-          <w:b w:val="0"/>
-          <w:sz w:val="24"/>
-        </w:rPr>
-        <w:t>D. 他明明不知道答案，却装模作样地点头，生怕别人看出他不懂。</w:t>
-      </w:r>
-    </w:p>
-    <w:p>
-      <w:pPr>
-        <w:spacing w:line="360" w:lineRule="auto"/>
-        <w:ind w:firstLine="420"/>
-      </w:pPr>
-      <w:r>
-        <w:rPr>
-          <w:rFonts w:ascii="宋体" w:hAnsi="宋体" w:eastAsia="宋体"/>
-          <w:b w:val="0"/>
-          <w:sz w:val="24"/>
-        </w:rPr>
-        <w:t>4. 下列句子排序最恰当的一项是（  ）</w:t>
-      </w:r>
-    </w:p>
-    <w:p>
-      <w:pPr>
-        <w:spacing w:line="360" w:lineRule="auto"/>
-        <w:ind w:firstLine="420"/>
-      </w:pPr>
-      <w:r>
-        <w:rPr>
-          <w:rFonts w:ascii="宋体" w:hAnsi="宋体" w:eastAsia="宋体"/>
-          <w:b w:val="0"/>
-          <w:sz w:val="24"/>
-        </w:rPr>
-        <w:t>①骗子说布能辨别不称职和愚蠢的人  ②皇帝派老大臣看布  ③游行大典上孩子说出真相  ④全城谈论"美丽的布料"</w:t>
-      </w:r>
-    </w:p>
-    <w:p>
-      <w:pPr>
-        <w:spacing w:line="360" w:lineRule="auto"/>
-        <w:ind w:firstLine="420"/>
-      </w:pPr>
-      <w:r>
-        <w:rPr>
-          <w:rFonts w:ascii="宋体" w:hAnsi="宋体" w:eastAsia="宋体"/>
-          <w:b w:val="0"/>
-          <w:sz w:val="24"/>
-        </w:rPr>
-        <w:t>A. ①②④③  B. ②①④③  C. ①④②③  D. ④①②③</w:t>
-      </w:r>
-    </w:p>
-    <w:p>
-      <w:pPr>
-        <w:spacing w:line="360" w:lineRule="auto"/>
-        <w:ind w:firstLine="420"/>
-      </w:pPr>
-      <w:r>
-        <w:rPr>
-          <w:rFonts w:ascii="宋体" w:hAnsi="宋体" w:eastAsia="宋体"/>
-          <w:b w:val="0"/>
-          <w:sz w:val="24"/>
-        </w:rPr>
-        <w:t>5. 修改病句：安徒生是丹麦著名的童话作家，他的《皇帝的新装》讽刺了虚荣和盲从。</w:t>
-      </w:r>
-    </w:p>
-    <w:p>
-      <w:pPr>
-        <w:spacing w:line="360" w:lineRule="auto"/>
-        <w:ind w:firstLine="420"/>
-      </w:pPr>
-      <w:r>
-        <w:rPr>
-          <w:rFonts w:ascii="宋体" w:hAnsi="宋体" w:eastAsia="宋体"/>
-          <w:b w:val="0"/>
-          <w:sz w:val="24"/>
-        </w:rPr>
-        <w:t>（1）此句有无语病？（  ）A.有  B.无</w:t>
-      </w:r>
-    </w:p>
-    <w:p>
-      <w:pPr>
-        <w:spacing w:line="360" w:lineRule="auto"/>
-        <w:ind w:firstLine="420"/>
-      </w:pPr>
-      <w:r>
-        <w:rPr>
-          <w:rFonts w:ascii="宋体" w:hAnsi="宋体" w:eastAsia="宋体"/>
-          <w:b w:val="0"/>
-          <w:sz w:val="24"/>
-        </w:rPr>
-        <w:t>（2）如有，请写出修改后的句子：</w:t>
-      </w:r>
-    </w:p>
-    <w:p>
-      <w:pPr>
-        <w:spacing w:line="360" w:lineRule="auto"/>
-      </w:pPr>
-      <w:r>
-        <w:rPr>
-          <w:rFonts w:ascii="宋体" w:hAnsi="宋体" w:eastAsia="宋体"/>
-          <w:b w:val="0"/>
-          <w:sz w:val="24"/>
-        </w:rPr>
-        <w:t>__________________________________________________________</w:t>
-      </w:r>
-    </w:p>
-    <w:p>
-      <w:pPr>
-        <w:spacing w:line="360" w:lineRule="auto"/>
-      </w:pPr>
-      <w:r>
-        <w:rPr>
-          <w:rFonts w:ascii="宋体" w:hAnsi="宋体" w:eastAsia="宋体"/>
-          <w:b w:val="0"/>
-          <w:sz w:val="24"/>
-        </w:rPr>
-        <w:t>__________________________________________________________</w:t>
-      </w:r>
-    </w:p>
-    <w:p>
-      <w:pPr>
-        <w:spacing w:line="360" w:lineRule="auto"/>
-      </w:pPr>
-      <w:r>
-        <w:rPr>
-          <w:rFonts w:ascii="宋体" w:hAnsi="宋体" w:eastAsia="宋体"/>
-          <w:b w:val="0"/>
-          <w:sz w:val="24"/>
-        </w:rPr>
-        <w:t>__________________________________________________________</w:t>
+        <w:t>5.病句判断："安徒生是丹麦著名童话作家"——有无语病？________</w:t>
       </w:r>
     </w:p>
     <w:p>
@@ -406,21 +143,7 @@
           <w:b w:val="0"/>
           <w:sz w:val="24"/>
         </w:rPr>
-        <w:t>阅读课文，完成6—10题。</w:t>
-      </w:r>
-    </w:p>
-    <w:p>
-      <w:pPr>
-        <w:spacing w:line="360" w:lineRule="auto"/>
-        <w:ind w:firstLine="420"/>
-      </w:pPr>
-      <w:r>
-        <w:rPr>
-          <w:rFonts w:ascii="宋体" w:hAnsi="宋体" w:eastAsia="宋体"/>
-          <w:b w:val="0"/>
-          <w:sz w:val="24"/>
-        </w:rPr>
-        <w:t>6. 用简洁的语言概括《皇帝的新装》的故事情节。（不超过80字）</w:t>
+        <w:t>6.概括情节（80字内）</w:t>
       </w:r>
     </w:p>
     <w:p>
@@ -460,34 +183,7 @@
           <w:b w:val="0"/>
           <w:sz w:val="24"/>
         </w:rPr>
-        <w:t>7. 完成情节梳理表：</w:t>
-      </w:r>
-    </w:p>
-    <w:p>
-      <w:pPr>
-        <w:spacing w:line="360" w:lineRule="auto"/>
-        <w:ind w:firstLine="420"/>
-      </w:pPr>
-      <w:r>
-        <w:rPr>
-          <w:rFonts w:ascii="宋体" w:hAnsi="宋体" w:eastAsia="宋体"/>
-          <w:b w:val="0"/>
-          <w:sz w:val="24"/>
-        </w:rPr>
-        <w:t>骗局开场→________→皇帝亲自看布→________→孩子揭穿→皇帝坚持游行</w:t>
-      </w:r>
-    </w:p>
-    <w:p>
-      <w:pPr>
-        <w:spacing w:line="360" w:lineRule="auto"/>
-      </w:pPr>
-      <w:r>
-        <w:rPr>
-          <w:rFonts w:ascii="宋体" w:hAnsi="宋体" w:eastAsia="宋体"/>
-          <w:b w:val="0"/>
-          <w:sz w:val="24"/>
-        </w:rPr>
-        <w:t>__________________________________________________________</w:t>
+        <w:t>7.骗局开场→________→皇帝看布→________→孩子揭穿</w:t>
       </w:r>
     </w:p>
     <w:p>
@@ -527,21 +223,7 @@
           <w:b w:val="0"/>
           <w:sz w:val="24"/>
         </w:rPr>
-        <w:t>8. 阅读课文"思考·探究·积累"，回答问题：</w:t>
-      </w:r>
-    </w:p>
-    <w:p>
-      <w:pPr>
-        <w:spacing w:line="360" w:lineRule="auto"/>
-        <w:ind w:firstLine="420"/>
-      </w:pPr>
-      <w:r>
-        <w:rPr>
-          <w:rFonts w:ascii="宋体" w:hAnsi="宋体" w:eastAsia="宋体"/>
-          <w:b w:val="0"/>
-          <w:sz w:val="24"/>
-        </w:rPr>
-        <w:t>（1）所谓的"新装"根本不存在，但人们都不敢说自己看不见，这是为什么？（4分）</w:t>
+        <w:t>8.（1）人们不敢说看不见，为什么？（4分）</w:t>
       </w:r>
     </w:p>
     <w:p>
@@ -581,7 +263,7 @@
           <w:b w:val="0"/>
           <w:sz w:val="24"/>
         </w:rPr>
-        <w:t>（2）作者让小孩子最先说出真相，有什么用意？（4分）</w:t>
+        <w:t>8.（2）为何让小孩最先说真话？（4分）</w:t>
       </w:r>
     </w:p>
     <w:p>
@@ -621,48 +303,7 @@
           <w:b w:val="0"/>
           <w:sz w:val="24"/>
         </w:rPr>
-        <w:t>9. 揣摩下列语句，回答问题：</w:t>
-      </w:r>
-    </w:p>
-    <w:p>
-      <w:pPr>
-        <w:spacing w:line="360" w:lineRule="auto"/>
-        <w:ind w:firstLine="420"/>
-      </w:pPr>
-      <w:r>
-        <w:rPr>
-          <w:rFonts w:ascii="宋体" w:hAnsi="宋体" w:eastAsia="宋体"/>
-          <w:b w:val="0"/>
-          <w:sz w:val="24"/>
-        </w:rPr>
-        <w:t>"当他想起凡是愚蠢或不称职的人就看不见这布的时候，他心里的确感到有些不大自然。"</w:t>
-      </w:r>
-    </w:p>
-    <w:p>
-      <w:pPr>
-        <w:spacing w:line="360" w:lineRule="auto"/>
-        <w:ind w:firstLine="420"/>
-      </w:pPr>
-      <w:r>
-        <w:rPr>
-          <w:rFonts w:ascii="宋体" w:hAnsi="宋体" w:eastAsia="宋体"/>
-          <w:b w:val="0"/>
-          <w:sz w:val="24"/>
-        </w:rPr>
-        <w:t>（1）皇帝心里"有些不大自然"，你如何理解？</w:t>
-      </w:r>
-    </w:p>
-    <w:p>
-      <w:pPr>
-        <w:spacing w:line="360" w:lineRule="auto"/>
-      </w:pPr>
-      <w:r>
-        <w:rPr>
-          <w:rFonts w:ascii="宋体" w:hAnsi="宋体" w:eastAsia="宋体"/>
-          <w:b w:val="0"/>
-          <w:sz w:val="24"/>
-        </w:rPr>
-        <w:t>__________________________________________________________</w:t>
+        <w:t>9."有些不大自然"如何理解？先派老大臣看布的原因？</w:t>
       </w:r>
     </w:p>
     <w:p>
@@ -702,74 +343,7 @@
           <w:b w:val="0"/>
           <w:sz w:val="24"/>
         </w:rPr>
-        <w:t>（2）皇帝为什么要先派老大臣去看布料？</w:t>
-      </w:r>
-    </w:p>
-    <w:p>
-      <w:pPr>
-        <w:spacing w:line="360" w:lineRule="auto"/>
-      </w:pPr>
-      <w:r>
-        <w:rPr>
-          <w:rFonts w:ascii="宋体" w:hAnsi="宋体" w:eastAsia="宋体"/>
-          <w:b w:val="0"/>
-          <w:sz w:val="24"/>
-        </w:rPr>
-        <w:t>__________________________________________________________</w:t>
-      </w:r>
-    </w:p>
-    <w:p>
-      <w:pPr>
-        <w:spacing w:line="360" w:lineRule="auto"/>
-      </w:pPr>
-      <w:r>
-        <w:rPr>
-          <w:rFonts w:ascii="宋体" w:hAnsi="宋体" w:eastAsia="宋体"/>
-          <w:b w:val="0"/>
-          <w:sz w:val="24"/>
-        </w:rPr>
-        <w:t>__________________________________________________________</w:t>
-      </w:r>
-    </w:p>
-    <w:p>
-      <w:pPr>
-        <w:spacing w:line="360" w:lineRule="auto"/>
-      </w:pPr>
-      <w:r>
-        <w:rPr>
-          <w:rFonts w:ascii="宋体" w:hAnsi="宋体" w:eastAsia="宋体"/>
-          <w:b w:val="0"/>
-          <w:sz w:val="24"/>
-        </w:rPr>
-        <w:t>__________________________________________________________</w:t>
-      </w:r>
-    </w:p>
-    <w:p>
-      <w:pPr>
-        <w:spacing w:line="360" w:lineRule="auto"/>
-        <w:ind w:firstLine="420"/>
-      </w:pPr>
-      <w:r>
-        <w:rPr>
-          <w:rFonts w:ascii="宋体" w:hAnsi="宋体" w:eastAsia="宋体"/>
-          <w:b w:val="0"/>
-          <w:sz w:val="24"/>
-        </w:rPr>
-        <w:t>10. 赏析下列句子的讽刺效果：（4分）</w:t>
-      </w:r>
-    </w:p>
-    <w:p>
-      <w:pPr>
-        <w:spacing w:line="360" w:lineRule="auto"/>
-        <w:ind w:firstLine="420"/>
-      </w:pPr>
-      <w:r>
-        <w:rPr>
-          <w:rFonts w:ascii="宋体" w:hAnsi="宋体" w:eastAsia="宋体"/>
-          <w:b w:val="0"/>
-          <w:sz w:val="24"/>
-        </w:rPr>
-        <w:t>"他既不关心他的军队，也不喜欢去看戏，也不喜欢乘着马车去游公园——除非是为了去炫耀一下他的新衣服。"</w:t>
+        <w:t>10.赏析"既不关心军队……除非炫耀新衣"（4分）</w:t>
       </w:r>
     </w:p>
     <w:p>
@@ -819,7 +393,7 @@
           <w:b w:val="0"/>
           <w:sz w:val="24"/>
         </w:rPr>
-        <w:t>11. 人们为什么要说"有一个小孩子说他并没有穿什么衣服啊"？这反映了怎样的心理？</w:t>
+        <w:t>11.为何说"有一个小孩子说……"？</w:t>
       </w:r>
     </w:p>
     <w:p>
@@ -859,61 +433,7 @@
           <w:b w:val="0"/>
           <w:sz w:val="24"/>
         </w:rPr>
-        <w:t>12. 班级讨论"网络谣言"时，有同学说："大家转发，我就跟着转。"请结合本课谈谈你的看法。（60字左右）</w:t>
-      </w:r>
-    </w:p>
-    <w:p>
-      <w:pPr>
-        <w:spacing w:line="360" w:lineRule="auto"/>
-      </w:pPr>
-      <w:r>
-        <w:rPr>
-          <w:rFonts w:ascii="宋体" w:hAnsi="宋体" w:eastAsia="宋体"/>
-          <w:b w:val="0"/>
-          <w:sz w:val="24"/>
-        </w:rPr>
-        <w:t>__________________________________________________________</w:t>
-      </w:r>
-    </w:p>
-    <w:p>
-      <w:pPr>
-        <w:spacing w:line="360" w:lineRule="auto"/>
-      </w:pPr>
-      <w:r>
-        <w:rPr>
-          <w:rFonts w:ascii="宋体" w:hAnsi="宋体" w:eastAsia="宋体"/>
-          <w:b w:val="0"/>
-          <w:sz w:val="24"/>
-        </w:rPr>
-        <w:t>__________________________________________________________</w:t>
-      </w:r>
-    </w:p>
-    <w:p>
-      <w:pPr>
-        <w:spacing w:line="360" w:lineRule="auto"/>
-        <w:ind w:firstLine="420"/>
-      </w:pPr>
-      <w:r>
-        <w:rPr>
-          <w:rFonts w:ascii="宋体" w:hAnsi="宋体" w:eastAsia="宋体"/>
-          <w:b w:val="0"/>
-          <w:sz w:val="24"/>
-        </w:rPr>
-        <w:t>13. 为《皇帝的新装》写一段推荐语（参照示例）：</w:t>
-      </w:r>
-    </w:p>
-    <w:p>
-      <w:pPr>
-        <w:spacing w:line="360" w:lineRule="auto"/>
-        <w:ind w:firstLine="420"/>
-      </w:pPr>
-      <w:r>
-        <w:rPr>
-          <w:rFonts w:ascii="宋体" w:hAnsi="宋体" w:eastAsia="宋体"/>
-          <w:b w:val="0"/>
-          <w:sz w:val="24"/>
-        </w:rPr>
-        <w:t>【示例】一场荒唐的游行，一面照见人性的镜子。</w:t>
+        <w:t>12.结合本课谈"网络谣言随大流转发"（60字）</w:t>
       </w:r>
     </w:p>
     <w:p>
@@ -963,33 +483,7 @@
           <w:b w:val="0"/>
           <w:sz w:val="24"/>
         </w:rPr>
-        <w:t>14. 游行结束后，皇帝回到宫中。请发挥合理想象，以"游行之后"为开头，续写一段不少于120字的文字。要求：人物言行符合原文性格。</w:t>
-      </w:r>
-    </w:p>
-    <w:p>
-      <w:pPr>
-        <w:spacing w:line="360" w:lineRule="auto"/>
-      </w:pPr>
-      <w:r>
-        <w:rPr>
-          <w:rFonts w:ascii="宋体" w:hAnsi="宋体" w:eastAsia="宋体"/>
-          <w:b w:val="0"/>
-          <w:sz w:val="24"/>
-        </w:rPr>
-        <w:t>__________________________________________________________</w:t>
-      </w:r>
-    </w:p>
-    <w:p>
-      <w:pPr>
-        <w:spacing w:line="360" w:lineRule="auto"/>
-      </w:pPr>
-      <w:r>
-        <w:rPr>
-          <w:rFonts w:ascii="宋体" w:hAnsi="宋体" w:eastAsia="宋体"/>
-          <w:b w:val="0"/>
-          <w:sz w:val="24"/>
-        </w:rPr>
-        <w:t>__________________________________________________________</w:t>
+        <w:t>13.以"游行之后"续写120字</w:t>
       </w:r>
     </w:p>
     <w:p>
@@ -1019,7 +513,6 @@
       </w:r>
     </w:p>
     <w:p/>
-    <w:p/>
     <w:p>
       <w:r>
         <w:rPr>
@@ -1037,49 +530,7 @@
           <w:b/>
           <w:sz w:val="24"/>
         </w:rPr>
-        <w:t>一、积累与运用</w:t>
-      </w:r>
-    </w:p>
-    <w:p>
-      <w:pPr>
-        <w:spacing w:line="360" w:lineRule="auto"/>
-        <w:ind w:firstLine="420"/>
-      </w:pPr>
-      <w:r>
-        <w:rPr>
-          <w:rFonts w:ascii="宋体" w:hAnsi="宋体" w:eastAsia="宋体"/>
-          <w:b w:val="0"/>
-          <w:sz w:val="24"/>
-        </w:rPr>
-        <w:t>1.C  2.D（"私人传播"应为"私下传播"）  3.C（随声附和含贬义，与"称赞"语境矛盾，此处大臣百姓是违心称赞）</w:t>
-      </w:r>
-    </w:p>
-    <w:p>
-      <w:pPr>
-        <w:spacing w:line="360" w:lineRule="auto"/>
-        <w:ind w:firstLine="420"/>
-      </w:pPr>
-      <w:r>
-        <w:rPr>
-          <w:rFonts w:ascii="宋体" w:hAnsi="宋体" w:eastAsia="宋体"/>
-          <w:b w:val="0"/>
-          <w:sz w:val="24"/>
-        </w:rPr>
-        <w:t>4.A  【解析】先骗子谎言，再派大臣，后全城议论，最后游行揭穿。</w:t>
-      </w:r>
-    </w:p>
-    <w:p>
-      <w:pPr>
-        <w:spacing w:line="360" w:lineRule="auto"/>
-        <w:ind w:firstLine="420"/>
-      </w:pPr>
-      <w:r>
-        <w:rPr>
-          <w:rFonts w:ascii="宋体" w:hAnsi="宋体" w:eastAsia="宋体"/>
-          <w:b w:val="0"/>
-          <w:sz w:val="24"/>
-        </w:rPr>
-        <w:t>5.（1）B  （2）原句无语病。若改为强调并列：安徒生是丹麦著名童话作家，《皇帝的新装》是其代表作之一，讽刺了虚荣和盲从。</w:t>
+        <w:t>一、1.C 2.C 3.C 4.A 5.无语病</w:t>
       </w:r>
     </w:p>
     <w:p>
@@ -1089,77 +540,7 @@
           <w:b/>
           <w:sz w:val="24"/>
         </w:rPr>
-        <w:t>二、阅读理解</w:t>
-      </w:r>
-    </w:p>
-    <w:p>
-      <w:pPr>
-        <w:spacing w:line="360" w:lineRule="auto"/>
-        <w:ind w:firstLine="420"/>
-      </w:pPr>
-      <w:r>
-        <w:rPr>
-          <w:rFonts w:ascii="宋体" w:hAnsi="宋体" w:eastAsia="宋体"/>
-          <w:b w:val="0"/>
-          <w:sz w:val="24"/>
-        </w:rPr>
-        <w:t>6. 两个骗子以"看不见新装即不称职或愚蠢"欺骗皇帝和众人；皇帝和大臣们因害怕被看作愚蠢而不敢说真话；游行时小孩说出真相，百姓跟着说，皇帝却坚持把游行进行完毕。</w:t>
-      </w:r>
-    </w:p>
-    <w:p>
-      <w:pPr>
-        <w:spacing w:line="360" w:lineRule="auto"/>
-        <w:ind w:firstLine="420"/>
-      </w:pPr>
-      <w:r>
-        <w:rPr>
-          <w:rFonts w:ascii="宋体" w:hAnsi="宋体" w:eastAsia="宋体"/>
-          <w:b w:val="0"/>
-          <w:sz w:val="24"/>
-        </w:rPr>
-        <w:t>7. 老大臣/官员验布；做成新衣举行游行大典（意思对即可）</w:t>
-      </w:r>
-    </w:p>
-    <w:p>
-      <w:pPr>
-        <w:spacing w:line="360" w:lineRule="auto"/>
-        <w:ind w:firstLine="420"/>
-      </w:pPr>
-      <w:r>
-        <w:rPr>
-          <w:rFonts w:ascii="宋体" w:hAnsi="宋体" w:eastAsia="宋体"/>
-          <w:b w:val="0"/>
-          <w:sz w:val="24"/>
-        </w:rPr>
-        <w:t>8.（1）因为人们害怕被别人认为不称职或愚蠢，害怕失去地位、名誉和尊严，所以即使什么也没看见，也不敢说真话。（2）以孩子的天真反衬大人的虚伪怯懦；说明真话往往最简单；深化对盲从、虚荣的讽刺。</w:t>
-      </w:r>
-    </w:p>
-    <w:p>
-      <w:pPr>
-        <w:spacing w:line="360" w:lineRule="auto"/>
-        <w:ind w:firstLine="420"/>
-      </w:pPr>
-      <w:r>
-        <w:rPr>
-          <w:rFonts w:ascii="宋体" w:hAnsi="宋体" w:eastAsia="宋体"/>
-          <w:b w:val="0"/>
-          <w:sz w:val="24"/>
-        </w:rPr>
-        <w:t>9.（1）皇帝意识到自己可能看不见布料，担心暴露自己的"愚蠢"或"不称职"，内心心虚不安。（2）老大臣"最有理智""最称职"，皇帝想借他的判断证明自己也能看见，以维护权威。</w:t>
-      </w:r>
-    </w:p>
-    <w:p>
-      <w:pPr>
-        <w:spacing w:line="360" w:lineRule="auto"/>
-        <w:ind w:firstLine="420"/>
-      </w:pPr>
-      <w:r>
-        <w:rPr>
-          <w:rFonts w:ascii="宋体" w:hAnsi="宋体" w:eastAsia="宋体"/>
-          <w:b w:val="0"/>
-          <w:sz w:val="24"/>
-        </w:rPr>
-        <w:t>10. 运用夸张和排比，突出皇帝只爱新衣、不理国事的荒唐，为后文骗局埋下伏笔，讽刺其虚荣和昏庸。</w:t>
+        <w:t>二、6.骗子行骗，众人不敢说真话，小孩揭穿，皇帝坚持游行。7.大臣验布；游行大典。8.（1）怕被认为愚蠢。（2）童真反衬虚伪。9.心虚；借老大臣证明自己。10.夸张讽刺虚荣。</w:t>
       </w:r>
     </w:p>
     <w:p>
@@ -1169,87 +550,7 @@
           <w:b/>
           <w:sz w:val="24"/>
         </w:rPr>
-        <w:t>三、语言运用</w:t>
-      </w:r>
-    </w:p>
-    <w:p>
-      <w:pPr>
-        <w:spacing w:line="360" w:lineRule="auto"/>
-        <w:ind w:firstLine="420"/>
-      </w:pPr>
-      <w:r>
-        <w:rPr>
-          <w:rFonts w:ascii="宋体" w:hAnsi="宋体" w:eastAsia="宋体"/>
-          <w:b w:val="0"/>
-          <w:sz w:val="24"/>
-        </w:rPr>
-        <w:t>11. 人们借"孩子先说"来减轻自己说真话的心理负担，说明他们并非不知真相，而是缺乏独立说真话的勇气，反映从众、怯懦心理。</w:t>
-      </w:r>
-    </w:p>
-    <w:p>
-      <w:pPr>
-        <w:spacing w:line="360" w:lineRule="auto"/>
-        <w:ind w:firstLine="420"/>
-      </w:pPr>
-      <w:r>
-        <w:rPr>
-          <w:rFonts w:ascii="宋体" w:hAnsi="宋体" w:eastAsia="宋体"/>
-          <w:b w:val="0"/>
-          <w:sz w:val="24"/>
-        </w:rPr>
-        <w:t>12. 【示例】我不赞同。课文里大家因害怕被看作愚蠢而随大流，网络转发也可能如此。面对信息，应像那个孩子那样独立思考，不盲从，先核实再传播。</w:t>
-      </w:r>
-    </w:p>
-    <w:p>
-      <w:pPr>
-        <w:spacing w:line="360" w:lineRule="auto"/>
-        <w:ind w:firstLine="420"/>
-      </w:pPr>
-      <w:r>
-        <w:rPr>
-          <w:rFonts w:ascii="宋体" w:hAnsi="宋体" w:eastAsia="宋体"/>
-          <w:b w:val="0"/>
-          <w:sz w:val="24"/>
-        </w:rPr>
-        <w:t>13. 【示例】一匹并不存在的"新布"，一场人人参与的骗局。安徒生用荒诞的想象照见虚荣与怯懦，也提醒我们：说真话，需要勇气。</w:t>
-      </w:r>
-    </w:p>
-    <w:p>
-      <w:r>
-        <w:rPr>
-          <w:rFonts w:ascii="黑体" w:hAnsi="黑体" w:eastAsia="黑体"/>
-          <w:b/>
-          <w:sz w:val="24"/>
-        </w:rPr>
-        <w:t>四、小练笔</w:t>
-      </w:r>
-    </w:p>
-    <w:p>
-      <w:pPr>
-        <w:spacing w:line="360" w:lineRule="auto"/>
-        <w:ind w:firstLine="420"/>
-      </w:pPr>
-      <w:r>
-        <w:rPr>
-          <w:rFonts w:ascii="宋体" w:hAnsi="宋体" w:eastAsia="宋体"/>
-          <w:b w:val="0"/>
-          <w:sz w:val="24"/>
-        </w:rPr>
-        <w:t>14. 【示例】游行之后，皇帝回到宫中，脸上仍带着僵硬的笑。内臣们跪了一地，无人敢提"没穿衣服"的事。皇帝忽然问："你们听见百姓说什么了吗？"老大臣颤声道："他们说……新装美极了。"皇帝冷哼一声，心里却发虚：那孩子的声音，怎么还在耳边响？他挥挥手："今日之事，谁也不许再提！"可他知道，那并不存在的"新衣"，已经永远贴在身上了。</w:t>
-      </w:r>
-    </w:p>
-    <w:p>
-      <w:pPr>
-        <w:spacing w:line="360" w:lineRule="auto"/>
-        <w:ind w:firstLine="420"/>
-      </w:pPr>
-      <w:r>
-        <w:rPr>
-          <w:rFonts w:ascii="宋体" w:hAnsi="宋体" w:eastAsia="宋体"/>
-          <w:b w:val="0"/>
-          <w:sz w:val="24"/>
-        </w:rPr>
-        <w:t>【评分建议】符合人物性格2分，情节合理2分，语言通顺2分。</w:t>
+        <w:t>三、11.借孩子减轻压力，反映从众。12.不盲从，应核实。四、13.符合人物性格即可。</w:t>
       </w:r>
     </w:p>
     <w:sectPr>

--- a/第六单元课后作业/第22课 皇帝的新装 课后作业及答案.docx
+++ b/第六单元课后作业/第22课 皇帝的新装 课后作业及答案.docx
@@ -49,7 +49,7 @@
           <w:b/>
           <w:sz w:val="28"/>
         </w:rPr>
-        <w:t>一、积累与运用（共10分）</w:t>
+        <w:t>一、积累与运用（每题2分，共10分）</w:t>
       </w:r>
     </w:p>
     <w:p>
@@ -63,7 +63,7 @@
           <w:b w:val="0"/>
           <w:sz w:val="24"/>
         </w:rPr>
-        <w:t>1.注音正确：A.称职zhí炫耀xuán B.称职zhí炫耀xuàn C.称职zhì炫耀xuàn</w:t>
+        <w:t>1. 下列加点字注音完全正确的一项是（  ）</w:t>
       </w:r>
     </w:p>
     <w:p>
@@ -77,7 +77,7 @@
           <w:b w:val="0"/>
           <w:sz w:val="24"/>
         </w:rPr>
-        <w:t>2.书写有误：A.骇人听闻 B.随声附和 C.私人传播 D.装模作样</w:t>
+        <w:t>A. 称职（zhí）  炫耀（xuán）  滑稽（jī）</w:t>
       </w:r>
     </w:p>
     <w:p>
@@ -91,7 +91,7 @@
           <w:b w:val="0"/>
           <w:sz w:val="24"/>
         </w:rPr>
-        <w:t>3.成语不恰当：A.爱美极点 B.忙忙碌碌 C.随声附和称赞 D.装模作样</w:t>
+        <w:t>B. 称职（zhì）  炫耀（xuàn）  滑稽（jī）</w:t>
       </w:r>
     </w:p>
     <w:p>
@@ -105,7 +105,7 @@
           <w:b w:val="0"/>
           <w:sz w:val="24"/>
         </w:rPr>
-        <w:t>4.排序：①骗子谎言②派大臣③孩子揭穿④全城议论 → A.①②④③</w:t>
+        <w:t>C. 称职（zhí）  炫耀（xuàn）  滑稽（jǐ）</w:t>
       </w:r>
     </w:p>
     <w:p>
@@ -119,7 +119,270 @@
           <w:b w:val="0"/>
           <w:sz w:val="24"/>
         </w:rPr>
-        <w:t>5.病句判断："安徒生是丹麦著名童话作家"——有无语病？________</w:t>
+        <w:t>D. 称职（zhì）  炫耀（xuán）  滑稽（jǐ）</w:t>
+      </w:r>
+    </w:p>
+    <w:p>
+      <w:pPr>
+        <w:spacing w:line="360" w:lineRule="auto"/>
+        <w:ind w:firstLine="420"/>
+      </w:pPr>
+      <w:r>
+        <w:rPr>
+          <w:rFonts w:ascii="宋体" w:hAnsi="宋体" w:eastAsia="宋体"/>
+          <w:b w:val="0"/>
+          <w:sz w:val="24"/>
+        </w:rPr>
+        <w:t>2. 下列词语书写有误的一项是（  ）</w:t>
+      </w:r>
+    </w:p>
+    <w:p>
+      <w:pPr>
+        <w:spacing w:line="360" w:lineRule="auto"/>
+        <w:ind w:firstLine="420"/>
+      </w:pPr>
+      <w:r>
+        <w:rPr>
+          <w:rFonts w:ascii="宋体" w:hAnsi="宋体" w:eastAsia="宋体"/>
+          <w:b w:val="0"/>
+          <w:sz w:val="24"/>
+        </w:rPr>
+        <w:t>A. 骇人听闻  随声附和  无可救药</w:t>
+      </w:r>
+    </w:p>
+    <w:p>
+      <w:pPr>
+        <w:spacing w:line="360" w:lineRule="auto"/>
+        <w:ind w:firstLine="420"/>
+      </w:pPr>
+      <w:r>
+        <w:rPr>
+          <w:rFonts w:ascii="宋体" w:hAnsi="宋体" w:eastAsia="宋体"/>
+          <w:b w:val="0"/>
+          <w:sz w:val="24"/>
+        </w:rPr>
+        <w:t>B. 游行大典  愚蠢至极  狡猾奸诈</w:t>
+      </w:r>
+    </w:p>
+    <w:p>
+      <w:pPr>
+        <w:spacing w:line="360" w:lineRule="auto"/>
+        <w:ind w:firstLine="420"/>
+      </w:pPr>
+      <w:r>
+        <w:rPr>
+          <w:rFonts w:ascii="宋体" w:hAnsi="宋体" w:eastAsia="宋体"/>
+          <w:b w:val="0"/>
+          <w:sz w:val="24"/>
+        </w:rPr>
+        <w:t>C. 钦差大臣  装模作样  眉开眼笑</w:t>
+      </w:r>
+    </w:p>
+    <w:p>
+      <w:pPr>
+        <w:spacing w:line="360" w:lineRule="auto"/>
+        <w:ind w:firstLine="420"/>
+      </w:pPr>
+      <w:r>
+        <w:rPr>
+          <w:rFonts w:ascii="宋体" w:hAnsi="宋体" w:eastAsia="宋体"/>
+          <w:b w:val="0"/>
+          <w:sz w:val="24"/>
+        </w:rPr>
+        <w:t>D. 华而不实  私人传播  不可理喻</w:t>
+      </w:r>
+    </w:p>
+    <w:p>
+      <w:pPr>
+        <w:spacing w:line="360" w:lineRule="auto"/>
+        <w:ind w:firstLine="420"/>
+      </w:pPr>
+      <w:r>
+        <w:rPr>
+          <w:rFonts w:ascii="宋体" w:hAnsi="宋体" w:eastAsia="宋体"/>
+          <w:b w:val="0"/>
+          <w:sz w:val="24"/>
+        </w:rPr>
+        <w:t>3. 下列句中加点成语使用不恰当的一项是（  ）</w:t>
+      </w:r>
+    </w:p>
+    <w:p>
+      <w:pPr>
+        <w:spacing w:line="360" w:lineRule="auto"/>
+        <w:ind w:firstLine="420"/>
+      </w:pPr>
+      <w:r>
+        <w:rPr>
+          <w:rFonts w:ascii="宋体" w:hAnsi="宋体" w:eastAsia="宋体"/>
+          <w:b w:val="0"/>
+          <w:sz w:val="24"/>
+        </w:rPr>
+        <w:t>A. 皇帝每一天每一点钟都要换一套衣服，真是爱美到了极点。</w:t>
+      </w:r>
+    </w:p>
+    <w:p>
+      <w:pPr>
+        <w:spacing w:line="360" w:lineRule="auto"/>
+        <w:ind w:firstLine="420"/>
+      </w:pPr>
+      <w:r>
+        <w:rPr>
+          <w:rFonts w:ascii="宋体" w:hAnsi="宋体" w:eastAsia="宋体"/>
+          <w:b w:val="0"/>
+          <w:sz w:val="24"/>
+        </w:rPr>
+        <w:t>B. 两个骗子在空织布机前忙忙碌碌，其实什么也没有织。</w:t>
+      </w:r>
+    </w:p>
+    <w:p>
+      <w:pPr>
+        <w:spacing w:line="360" w:lineRule="auto"/>
+        <w:ind w:firstLine="420"/>
+      </w:pPr>
+      <w:r>
+        <w:rPr>
+          <w:rFonts w:ascii="宋体" w:hAnsi="宋体" w:eastAsia="宋体"/>
+          <w:b w:val="0"/>
+          <w:sz w:val="24"/>
+        </w:rPr>
+        <w:t>C. 听到孩子说出真相，大家都随声附和，称赞皇帝的新装漂亮。</w:t>
+      </w:r>
+    </w:p>
+    <w:p>
+      <w:pPr>
+        <w:spacing w:line="360" w:lineRule="auto"/>
+        <w:ind w:firstLine="420"/>
+      </w:pPr>
+      <w:r>
+        <w:rPr>
+          <w:rFonts w:ascii="宋体" w:hAnsi="宋体" w:eastAsia="宋体"/>
+          <w:b w:val="0"/>
+          <w:sz w:val="24"/>
+        </w:rPr>
+        <w:t>D. 他明明不知道答案，却装模作样地点头，生怕别人看出他不懂。</w:t>
+      </w:r>
+    </w:p>
+    <w:p>
+      <w:pPr>
+        <w:spacing w:line="360" w:lineRule="auto"/>
+        <w:ind w:firstLine="420"/>
+      </w:pPr>
+      <w:r>
+        <w:rPr>
+          <w:rFonts w:ascii="宋体" w:hAnsi="宋体" w:eastAsia="宋体"/>
+          <w:b w:val="0"/>
+          <w:sz w:val="24"/>
+        </w:rPr>
+        <w:t>4. 下列句子排序最恰当的一项是（  ）</w:t>
+      </w:r>
+    </w:p>
+    <w:p>
+      <w:pPr>
+        <w:spacing w:line="360" w:lineRule="auto"/>
+        <w:ind w:firstLine="420"/>
+      </w:pPr>
+      <w:r>
+        <w:rPr>
+          <w:rFonts w:ascii="宋体" w:hAnsi="宋体" w:eastAsia="宋体"/>
+          <w:b w:val="0"/>
+          <w:sz w:val="24"/>
+        </w:rPr>
+        <w:t>①骗子说布能辨别不称职和愚蠢的人  ②皇帝派老大臣看布  ③游行大典上孩子说出真相  ④全城谈论"美丽的布料"</w:t>
+      </w:r>
+    </w:p>
+    <w:p>
+      <w:pPr>
+        <w:spacing w:line="360" w:lineRule="auto"/>
+        <w:ind w:firstLine="420"/>
+      </w:pPr>
+      <w:r>
+        <w:rPr>
+          <w:rFonts w:ascii="宋体" w:hAnsi="宋体" w:eastAsia="宋体"/>
+          <w:b w:val="0"/>
+          <w:sz w:val="24"/>
+        </w:rPr>
+        <w:t>A. ①②④③  B. ②①④③  C. ①④②③  D. ④①②③</w:t>
+      </w:r>
+    </w:p>
+    <w:p>
+      <w:pPr>
+        <w:spacing w:line="360" w:lineRule="auto"/>
+        <w:ind w:firstLine="420"/>
+      </w:pPr>
+      <w:r>
+        <w:rPr>
+          <w:rFonts w:ascii="宋体" w:hAnsi="宋体" w:eastAsia="宋体"/>
+          <w:b w:val="0"/>
+          <w:sz w:val="24"/>
+        </w:rPr>
+        <w:t>5. 修改病句：安徒生是丹麦著名的童话作家，他的《皇帝的新装》讽刺了虚荣和盲从。</w:t>
+      </w:r>
+    </w:p>
+    <w:p>
+      <w:pPr>
+        <w:spacing w:line="360" w:lineRule="auto"/>
+        <w:ind w:firstLine="420"/>
+      </w:pPr>
+      <w:r>
+        <w:rPr>
+          <w:rFonts w:ascii="宋体" w:hAnsi="宋体" w:eastAsia="宋体"/>
+          <w:b w:val="0"/>
+          <w:sz w:val="24"/>
+        </w:rPr>
+        <w:t>（1）此句有无语病？（  ）A.有  B.无</w:t>
+      </w:r>
+    </w:p>
+    <w:p>
+      <w:pPr>
+        <w:spacing w:line="360" w:lineRule="auto"/>
+        <w:ind w:firstLine="420"/>
+      </w:pPr>
+      <w:r>
+        <w:rPr>
+          <w:rFonts w:ascii="宋体" w:hAnsi="宋体" w:eastAsia="宋体"/>
+          <w:b w:val="0"/>
+          <w:sz w:val="24"/>
+        </w:rPr>
+        <w:t>（2）如有，请写出修改后的句子：</w:t>
+      </w:r>
+    </w:p>
+    <w:p>
+      <w:pPr>
+        <w:spacing w:line="360" w:lineRule="auto"/>
+      </w:pPr>
+      <w:r>
+        <w:rPr>
+          <w:rFonts w:ascii="宋体" w:hAnsi="宋体" w:eastAsia="宋体"/>
+          <w:b w:val="0"/>
+          <w:sz w:val="24"/>
+        </w:rPr>
+        <w:t>__________________________________________________________</w:t>
+      </w:r>
+    </w:p>
+    <w:p>
+      <w:pPr>
+        <w:spacing w:line="360" w:lineRule="auto"/>
+      </w:pPr>
+      <w:r>
+        <w:rPr>
+          <w:rFonts w:ascii="宋体" w:hAnsi="宋体" w:eastAsia="宋体"/>
+          <w:b w:val="0"/>
+          <w:sz w:val="24"/>
+        </w:rPr>
+        <w:t>__________________________________________________________</w:t>
+      </w:r>
+    </w:p>
+    <w:p>
+      <w:pPr>
+        <w:spacing w:line="360" w:lineRule="auto"/>
+      </w:pPr>
+      <w:r>
+        <w:rPr>
+          <w:rFonts w:ascii="宋体" w:hAnsi="宋体" w:eastAsia="宋体"/>
+          <w:b w:val="0"/>
+          <w:sz w:val="24"/>
+        </w:rPr>
+        <w:t>__________________________________________________________</w:t>
       </w:r>
     </w:p>
     <w:p>
@@ -143,7 +406,21 @@
           <w:b w:val="0"/>
           <w:sz w:val="24"/>
         </w:rPr>
-        <w:t>6.概括情节（80字内）</w:t>
+        <w:t>阅读课文，完成6—10题。</w:t>
+      </w:r>
+    </w:p>
+    <w:p>
+      <w:pPr>
+        <w:spacing w:line="360" w:lineRule="auto"/>
+        <w:ind w:firstLine="420"/>
+      </w:pPr>
+      <w:r>
+        <w:rPr>
+          <w:rFonts w:ascii="宋体" w:hAnsi="宋体" w:eastAsia="宋体"/>
+          <w:b w:val="0"/>
+          <w:sz w:val="24"/>
+        </w:rPr>
+        <w:t>6. 用简洁的语言概括《皇帝的新装》的故事情节。（不超过80字）</w:t>
       </w:r>
     </w:p>
     <w:p>
@@ -183,7 +460,34 @@
           <w:b w:val="0"/>
           <w:sz w:val="24"/>
         </w:rPr>
-        <w:t>7.骗局开场→________→皇帝看布→________→孩子揭穿</w:t>
+        <w:t>7. 完成情节梳理表：</w:t>
+      </w:r>
+    </w:p>
+    <w:p>
+      <w:pPr>
+        <w:spacing w:line="360" w:lineRule="auto"/>
+        <w:ind w:firstLine="420"/>
+      </w:pPr>
+      <w:r>
+        <w:rPr>
+          <w:rFonts w:ascii="宋体" w:hAnsi="宋体" w:eastAsia="宋体"/>
+          <w:b w:val="0"/>
+          <w:sz w:val="24"/>
+        </w:rPr>
+        <w:t>骗局开场→________→皇帝亲自看布→________→孩子揭穿→皇帝坚持游行</w:t>
+      </w:r>
+    </w:p>
+    <w:p>
+      <w:pPr>
+        <w:spacing w:line="360" w:lineRule="auto"/>
+      </w:pPr>
+      <w:r>
+        <w:rPr>
+          <w:rFonts w:ascii="宋体" w:hAnsi="宋体" w:eastAsia="宋体"/>
+          <w:b w:val="0"/>
+          <w:sz w:val="24"/>
+        </w:rPr>
+        <w:t>__________________________________________________________</w:t>
       </w:r>
     </w:p>
     <w:p>
@@ -223,7 +527,21 @@
           <w:b w:val="0"/>
           <w:sz w:val="24"/>
         </w:rPr>
-        <w:t>8.（1）人们不敢说看不见，为什么？（4分）</w:t>
+        <w:t>8. 阅读课文"思考·探究·积累"，回答问题：</w:t>
+      </w:r>
+    </w:p>
+    <w:p>
+      <w:pPr>
+        <w:spacing w:line="360" w:lineRule="auto"/>
+        <w:ind w:firstLine="420"/>
+      </w:pPr>
+      <w:r>
+        <w:rPr>
+          <w:rFonts w:ascii="宋体" w:hAnsi="宋体" w:eastAsia="宋体"/>
+          <w:b w:val="0"/>
+          <w:sz w:val="24"/>
+        </w:rPr>
+        <w:t>（1）所谓的"新装"根本不存在，但人们都不敢说自己看不见，这是为什么？（4分）</w:t>
       </w:r>
     </w:p>
     <w:p>
@@ -263,7 +581,7 @@
           <w:b w:val="0"/>
           <w:sz w:val="24"/>
         </w:rPr>
-        <w:t>8.（2）为何让小孩最先说真话？（4分）</w:t>
+        <w:t>（2）作者让小孩子最先说出真相，有什么用意？（4分）</w:t>
       </w:r>
     </w:p>
     <w:p>
@@ -303,7 +621,48 @@
           <w:b w:val="0"/>
           <w:sz w:val="24"/>
         </w:rPr>
-        <w:t>9."有些不大自然"如何理解？先派老大臣看布的原因？</w:t>
+        <w:t>9. 揣摩下列语句，回答问题：</w:t>
+      </w:r>
+    </w:p>
+    <w:p>
+      <w:pPr>
+        <w:spacing w:line="360" w:lineRule="auto"/>
+        <w:ind w:firstLine="420"/>
+      </w:pPr>
+      <w:r>
+        <w:rPr>
+          <w:rFonts w:ascii="宋体" w:hAnsi="宋体" w:eastAsia="宋体"/>
+          <w:b w:val="0"/>
+          <w:sz w:val="24"/>
+        </w:rPr>
+        <w:t>"当他想起凡是愚蠢或不称职的人就看不见这布的时候，他心里的确感到有些不大自然。"</w:t>
+      </w:r>
+    </w:p>
+    <w:p>
+      <w:pPr>
+        <w:spacing w:line="360" w:lineRule="auto"/>
+        <w:ind w:firstLine="420"/>
+      </w:pPr>
+      <w:r>
+        <w:rPr>
+          <w:rFonts w:ascii="宋体" w:hAnsi="宋体" w:eastAsia="宋体"/>
+          <w:b w:val="0"/>
+          <w:sz w:val="24"/>
+        </w:rPr>
+        <w:t>（1）皇帝心里"有些不大自然"，你如何理解？</w:t>
+      </w:r>
+    </w:p>
+    <w:p>
+      <w:pPr>
+        <w:spacing w:line="360" w:lineRule="auto"/>
+      </w:pPr>
+      <w:r>
+        <w:rPr>
+          <w:rFonts w:ascii="宋体" w:hAnsi="宋体" w:eastAsia="宋体"/>
+          <w:b w:val="0"/>
+          <w:sz w:val="24"/>
+        </w:rPr>
+        <w:t>__________________________________________________________</w:t>
       </w:r>
     </w:p>
     <w:p>
@@ -343,7 +702,74 @@
           <w:b w:val="0"/>
           <w:sz w:val="24"/>
         </w:rPr>
-        <w:t>10.赏析"既不关心军队……除非炫耀新衣"（4分）</w:t>
+        <w:t>（2）皇帝为什么要先派老大臣去看布料？</w:t>
+      </w:r>
+    </w:p>
+    <w:p>
+      <w:pPr>
+        <w:spacing w:line="360" w:lineRule="auto"/>
+      </w:pPr>
+      <w:r>
+        <w:rPr>
+          <w:rFonts w:ascii="宋体" w:hAnsi="宋体" w:eastAsia="宋体"/>
+          <w:b w:val="0"/>
+          <w:sz w:val="24"/>
+        </w:rPr>
+        <w:t>__________________________________________________________</w:t>
+      </w:r>
+    </w:p>
+    <w:p>
+      <w:pPr>
+        <w:spacing w:line="360" w:lineRule="auto"/>
+      </w:pPr>
+      <w:r>
+        <w:rPr>
+          <w:rFonts w:ascii="宋体" w:hAnsi="宋体" w:eastAsia="宋体"/>
+          <w:b w:val="0"/>
+          <w:sz w:val="24"/>
+        </w:rPr>
+        <w:t>__________________________________________________________</w:t>
+      </w:r>
+    </w:p>
+    <w:p>
+      <w:pPr>
+        <w:spacing w:line="360" w:lineRule="auto"/>
+      </w:pPr>
+      <w:r>
+        <w:rPr>
+          <w:rFonts w:ascii="宋体" w:hAnsi="宋体" w:eastAsia="宋体"/>
+          <w:b w:val="0"/>
+          <w:sz w:val="24"/>
+        </w:rPr>
+        <w:t>__________________________________________________________</w:t>
+      </w:r>
+    </w:p>
+    <w:p>
+      <w:pPr>
+        <w:spacing w:line="360" w:lineRule="auto"/>
+        <w:ind w:firstLine="420"/>
+      </w:pPr>
+      <w:r>
+        <w:rPr>
+          <w:rFonts w:ascii="宋体" w:hAnsi="宋体" w:eastAsia="宋体"/>
+          <w:b w:val="0"/>
+          <w:sz w:val="24"/>
+        </w:rPr>
+        <w:t>10. 赏析下列句子的讽刺效果：（4分）</w:t>
+      </w:r>
+    </w:p>
+    <w:p>
+      <w:pPr>
+        <w:spacing w:line="360" w:lineRule="auto"/>
+        <w:ind w:firstLine="420"/>
+      </w:pPr>
+      <w:r>
+        <w:rPr>
+          <w:rFonts w:ascii="宋体" w:hAnsi="宋体" w:eastAsia="宋体"/>
+          <w:b w:val="0"/>
+          <w:sz w:val="24"/>
+        </w:rPr>
+        <w:t>"他既不关心他的军队，也不喜欢去看戏，也不喜欢乘着马车去游公园——除非是为了去炫耀一下他的新衣服。"</w:t>
       </w:r>
     </w:p>
     <w:p>
@@ -393,7 +819,7 @@
           <w:b w:val="0"/>
           <w:sz w:val="24"/>
         </w:rPr>
-        <w:t>11.为何说"有一个小孩子说……"？</w:t>
+        <w:t>11. 人们为什么要说"有一个小孩子说他并没有穿什么衣服啊"？这反映了怎样的心理？</w:t>
       </w:r>
     </w:p>
     <w:p>
@@ -433,7 +859,61 @@
           <w:b w:val="0"/>
           <w:sz w:val="24"/>
         </w:rPr>
-        <w:t>12.结合本课谈"网络谣言随大流转发"（60字）</w:t>
+        <w:t>12. 班级讨论"网络谣言"时，有同学说："大家转发，我就跟着转。"请结合本课谈谈你的看法。（60字左右）</w:t>
+      </w:r>
+    </w:p>
+    <w:p>
+      <w:pPr>
+        <w:spacing w:line="360" w:lineRule="auto"/>
+      </w:pPr>
+      <w:r>
+        <w:rPr>
+          <w:rFonts w:ascii="宋体" w:hAnsi="宋体" w:eastAsia="宋体"/>
+          <w:b w:val="0"/>
+          <w:sz w:val="24"/>
+        </w:rPr>
+        <w:t>__________________________________________________________</w:t>
+      </w:r>
+    </w:p>
+    <w:p>
+      <w:pPr>
+        <w:spacing w:line="360" w:lineRule="auto"/>
+      </w:pPr>
+      <w:r>
+        <w:rPr>
+          <w:rFonts w:ascii="宋体" w:hAnsi="宋体" w:eastAsia="宋体"/>
+          <w:b w:val="0"/>
+          <w:sz w:val="24"/>
+        </w:rPr>
+        <w:t>__________________________________________________________</w:t>
+      </w:r>
+    </w:p>
+    <w:p>
+      <w:pPr>
+        <w:spacing w:line="360" w:lineRule="auto"/>
+        <w:ind w:firstLine="420"/>
+      </w:pPr>
+      <w:r>
+        <w:rPr>
+          <w:rFonts w:ascii="宋体" w:hAnsi="宋体" w:eastAsia="宋体"/>
+          <w:b w:val="0"/>
+          <w:sz w:val="24"/>
+        </w:rPr>
+        <w:t>13. 为《皇帝的新装》写一段推荐语（参照示例）：</w:t>
+      </w:r>
+    </w:p>
+    <w:p>
+      <w:pPr>
+        <w:spacing w:line="360" w:lineRule="auto"/>
+        <w:ind w:firstLine="420"/>
+      </w:pPr>
+      <w:r>
+        <w:rPr>
+          <w:rFonts w:ascii="宋体" w:hAnsi="宋体" w:eastAsia="宋体"/>
+          <w:b w:val="0"/>
+          <w:sz w:val="24"/>
+        </w:rPr>
+        <w:t>【示例】一场荒唐的游行，一面照见人性的镜子。</w:t>
       </w:r>
     </w:p>
     <w:p>
@@ -483,7 +963,33 @@
           <w:b w:val="0"/>
           <w:sz w:val="24"/>
         </w:rPr>
-        <w:t>13.以"游行之后"续写120字</w:t>
+        <w:t>14. 游行结束后，皇帝回到宫中。请发挥合理想象，以"游行之后"为开头，续写一段不少于120字的文字。要求：人物言行符合原文性格。</w:t>
+      </w:r>
+    </w:p>
+    <w:p>
+      <w:pPr>
+        <w:spacing w:line="360" w:lineRule="auto"/>
+      </w:pPr>
+      <w:r>
+        <w:rPr>
+          <w:rFonts w:ascii="宋体" w:hAnsi="宋体" w:eastAsia="宋体"/>
+          <w:b w:val="0"/>
+          <w:sz w:val="24"/>
+        </w:rPr>
+        <w:t>__________________________________________________________</w:t>
+      </w:r>
+    </w:p>
+    <w:p>
+      <w:pPr>
+        <w:spacing w:line="360" w:lineRule="auto"/>
+      </w:pPr>
+      <w:r>
+        <w:rPr>
+          <w:rFonts w:ascii="宋体" w:hAnsi="宋体" w:eastAsia="宋体"/>
+          <w:b w:val="0"/>
+          <w:sz w:val="24"/>
+        </w:rPr>
+        <w:t>__________________________________________________________</w:t>
       </w:r>
     </w:p>
     <w:p>
@@ -513,6 +1019,7 @@
       </w:r>
     </w:p>
     <w:p/>
+    <w:p/>
     <w:p>
       <w:r>
         <w:rPr>
@@ -530,7 +1037,49 @@
           <w:b/>
           <w:sz w:val="24"/>
         </w:rPr>
-        <w:t>一、1.C 2.C 3.C 4.A 5.无语病</w:t>
+        <w:t>一、积累与运用</w:t>
+      </w:r>
+    </w:p>
+    <w:p>
+      <w:pPr>
+        <w:spacing w:line="360" w:lineRule="auto"/>
+        <w:ind w:firstLine="420"/>
+      </w:pPr>
+      <w:r>
+        <w:rPr>
+          <w:rFonts w:ascii="宋体" w:hAnsi="宋体" w:eastAsia="宋体"/>
+          <w:b w:val="0"/>
+          <w:sz w:val="24"/>
+        </w:rPr>
+        <w:t>1.C  2.D（"私人传播"应为"私下传播"）  3.C（随声附和含贬义，与"称赞"语境矛盾，此处大臣百姓是违心称赞）</w:t>
+      </w:r>
+    </w:p>
+    <w:p>
+      <w:pPr>
+        <w:spacing w:line="360" w:lineRule="auto"/>
+        <w:ind w:firstLine="420"/>
+      </w:pPr>
+      <w:r>
+        <w:rPr>
+          <w:rFonts w:ascii="宋体" w:hAnsi="宋体" w:eastAsia="宋体"/>
+          <w:b w:val="0"/>
+          <w:sz w:val="24"/>
+        </w:rPr>
+        <w:t>4.A  【解析】先骗子谎言，再派大臣，后全城议论，最后游行揭穿。</w:t>
+      </w:r>
+    </w:p>
+    <w:p>
+      <w:pPr>
+        <w:spacing w:line="360" w:lineRule="auto"/>
+        <w:ind w:firstLine="420"/>
+      </w:pPr>
+      <w:r>
+        <w:rPr>
+          <w:rFonts w:ascii="宋体" w:hAnsi="宋体" w:eastAsia="宋体"/>
+          <w:b w:val="0"/>
+          <w:sz w:val="24"/>
+        </w:rPr>
+        <w:t>5.（1）B  （2）原句无语病。若改为强调并列：安徒生是丹麦著名童话作家，《皇帝的新装》是其代表作之一，讽刺了虚荣和盲从。</w:t>
       </w:r>
     </w:p>
     <w:p>
@@ -540,7 +1089,77 @@
           <w:b/>
           <w:sz w:val="24"/>
         </w:rPr>
-        <w:t>二、6.骗子行骗，众人不敢说真话，小孩揭穿，皇帝坚持游行。7.大臣验布；游行大典。8.（1）怕被认为愚蠢。（2）童真反衬虚伪。9.心虚；借老大臣证明自己。10.夸张讽刺虚荣。</w:t>
+        <w:t>二、阅读理解</w:t>
+      </w:r>
+    </w:p>
+    <w:p>
+      <w:pPr>
+        <w:spacing w:line="360" w:lineRule="auto"/>
+        <w:ind w:firstLine="420"/>
+      </w:pPr>
+      <w:r>
+        <w:rPr>
+          <w:rFonts w:ascii="宋体" w:hAnsi="宋体" w:eastAsia="宋体"/>
+          <w:b w:val="0"/>
+          <w:sz w:val="24"/>
+        </w:rPr>
+        <w:t>6. 两个骗子以"看不见新装即不称职或愚蠢"欺骗皇帝和众人；皇帝和大臣们因害怕被看作愚蠢而不敢说真话；游行时小孩说出真相，百姓跟着说，皇帝却坚持把游行进行完毕。</w:t>
+      </w:r>
+    </w:p>
+    <w:p>
+      <w:pPr>
+        <w:spacing w:line="360" w:lineRule="auto"/>
+        <w:ind w:firstLine="420"/>
+      </w:pPr>
+      <w:r>
+        <w:rPr>
+          <w:rFonts w:ascii="宋体" w:hAnsi="宋体" w:eastAsia="宋体"/>
+          <w:b w:val="0"/>
+          <w:sz w:val="24"/>
+        </w:rPr>
+        <w:t>7. 老大臣/官员验布；做成新衣举行游行大典（意思对即可）</w:t>
+      </w:r>
+    </w:p>
+    <w:p>
+      <w:pPr>
+        <w:spacing w:line="360" w:lineRule="auto"/>
+        <w:ind w:firstLine="420"/>
+      </w:pPr>
+      <w:r>
+        <w:rPr>
+          <w:rFonts w:ascii="宋体" w:hAnsi="宋体" w:eastAsia="宋体"/>
+          <w:b w:val="0"/>
+          <w:sz w:val="24"/>
+        </w:rPr>
+        <w:t>8.（1）因为人们害怕被别人认为不称职或愚蠢，害怕失去地位、名誉和尊严，所以即使什么也没看见，也不敢说真话。（2）以孩子的天真反衬大人的虚伪怯懦；说明真话往往最简单；深化对盲从、虚荣的讽刺。</w:t>
+      </w:r>
+    </w:p>
+    <w:p>
+      <w:pPr>
+        <w:spacing w:line="360" w:lineRule="auto"/>
+        <w:ind w:firstLine="420"/>
+      </w:pPr>
+      <w:r>
+        <w:rPr>
+          <w:rFonts w:ascii="宋体" w:hAnsi="宋体" w:eastAsia="宋体"/>
+          <w:b w:val="0"/>
+          <w:sz w:val="24"/>
+        </w:rPr>
+        <w:t>9.（1）皇帝意识到自己可能看不见布料，担心暴露自己的"愚蠢"或"不称职"，内心心虚不安。（2）老大臣"最有理智""最称职"，皇帝想借他的判断证明自己也能看见，以维护权威。</w:t>
+      </w:r>
+    </w:p>
+    <w:p>
+      <w:pPr>
+        <w:spacing w:line="360" w:lineRule="auto"/>
+        <w:ind w:firstLine="420"/>
+      </w:pPr>
+      <w:r>
+        <w:rPr>
+          <w:rFonts w:ascii="宋体" w:hAnsi="宋体" w:eastAsia="宋体"/>
+          <w:b w:val="0"/>
+          <w:sz w:val="24"/>
+        </w:rPr>
+        <w:t>10. 运用夸张和排比，突出皇帝只爱新衣、不理国事的荒唐，为后文骗局埋下伏笔，讽刺其虚荣和昏庸。</w:t>
       </w:r>
     </w:p>
     <w:p>
@@ -550,7 +1169,87 @@
           <w:b/>
           <w:sz w:val="24"/>
         </w:rPr>
-        <w:t>三、11.借孩子减轻压力，反映从众。12.不盲从，应核实。四、13.符合人物性格即可。</w:t>
+        <w:t>三、语言运用</w:t>
+      </w:r>
+    </w:p>
+    <w:p>
+      <w:pPr>
+        <w:spacing w:line="360" w:lineRule="auto"/>
+        <w:ind w:firstLine="420"/>
+      </w:pPr>
+      <w:r>
+        <w:rPr>
+          <w:rFonts w:ascii="宋体" w:hAnsi="宋体" w:eastAsia="宋体"/>
+          <w:b w:val="0"/>
+          <w:sz w:val="24"/>
+        </w:rPr>
+        <w:t>11. 人们借"孩子先说"来减轻自己说真话的心理负担，说明他们并非不知真相，而是缺乏独立说真话的勇气，反映从众、怯懦心理。</w:t>
+      </w:r>
+    </w:p>
+    <w:p>
+      <w:pPr>
+        <w:spacing w:line="360" w:lineRule="auto"/>
+        <w:ind w:firstLine="420"/>
+      </w:pPr>
+      <w:r>
+        <w:rPr>
+          <w:rFonts w:ascii="宋体" w:hAnsi="宋体" w:eastAsia="宋体"/>
+          <w:b w:val="0"/>
+          <w:sz w:val="24"/>
+        </w:rPr>
+        <w:t>12. 【示例】我不赞同。课文里大家因害怕被看作愚蠢而随大流，网络转发也可能如此。面对信息，应像那个孩子那样独立思考，不盲从，先核实再传播。</w:t>
+      </w:r>
+    </w:p>
+    <w:p>
+      <w:pPr>
+        <w:spacing w:line="360" w:lineRule="auto"/>
+        <w:ind w:firstLine="420"/>
+      </w:pPr>
+      <w:r>
+        <w:rPr>
+          <w:rFonts w:ascii="宋体" w:hAnsi="宋体" w:eastAsia="宋体"/>
+          <w:b w:val="0"/>
+          <w:sz w:val="24"/>
+        </w:rPr>
+        <w:t>13. 【示例】一匹并不存在的"新布"，一场人人参与的骗局。安徒生用荒诞的想象照见虚荣与怯懦，也提醒我们：说真话，需要勇气。</w:t>
+      </w:r>
+    </w:p>
+    <w:p>
+      <w:r>
+        <w:rPr>
+          <w:rFonts w:ascii="黑体" w:hAnsi="黑体" w:eastAsia="黑体"/>
+          <w:b/>
+          <w:sz w:val="24"/>
+        </w:rPr>
+        <w:t>四、小练笔</w:t>
+      </w:r>
+    </w:p>
+    <w:p>
+      <w:pPr>
+        <w:spacing w:line="360" w:lineRule="auto"/>
+        <w:ind w:firstLine="420"/>
+      </w:pPr>
+      <w:r>
+        <w:rPr>
+          <w:rFonts w:ascii="宋体" w:hAnsi="宋体" w:eastAsia="宋体"/>
+          <w:b w:val="0"/>
+          <w:sz w:val="24"/>
+        </w:rPr>
+        <w:t>14. 【示例】游行之后，皇帝回到宫中，脸上仍带着僵硬的笑。内臣们跪了一地，无人敢提"没穿衣服"的事。皇帝忽然问："你们听见百姓说什么了吗？"老大臣颤声道："他们说……新装美极了。"皇帝冷哼一声，心里却发虚：那孩子的声音，怎么还在耳边响？他挥挥手："今日之事，谁也不许再提！"可他知道，那并不存在的"新衣"，已经永远贴在身上了。</w:t>
+      </w:r>
+    </w:p>
+    <w:p>
+      <w:pPr>
+        <w:spacing w:line="360" w:lineRule="auto"/>
+        <w:ind w:firstLine="420"/>
+      </w:pPr>
+      <w:r>
+        <w:rPr>
+          <w:rFonts w:ascii="宋体" w:hAnsi="宋体" w:eastAsia="宋体"/>
+          <w:b w:val="0"/>
+          <w:sz w:val="24"/>
+        </w:rPr>
+        <w:t>【评分建议】符合人物性格2分，情节合理2分，语言通顺2分。</w:t>
       </w:r>
     </w:p>
     <w:sectPr>
